--- a/GenerareGrinziBuiandrugi - documentatie.docx
+++ b/GenerareGrinziBuiandrugi - documentatie.docx
@@ -1001,7 +1001,17 @@
         <w:spacing w:after="60" w:line="276"/>
       </w:pPr>
       <w:r>
-        <w:t xml:space="preserve">Sectiunea poate fi un dreptunghi (fara placa, 4 varfuri) sau in T / L (cu placa).</w:t>
+        <w:t xml:space="preserve">Sectiunea poate fi un dreptunghi (fara placa, 4 varfuri) sau in T / L (cu placa). Daca placa e la partea de jos a sectiunii de cofraj, grinda e </w:t>
+      </w:r>
+      <w:r>
+        <w:rPr>
+          <w:b/>
+          <w:bCs/>
+        </w:rPr>
+        <w:t xml:space="preserve">intoarsa</w:t>
+      </w:r>
+      <w:r>
+        <w:t xml:space="preserve">: in sectiunea la 1:20 placa se pune jos, iar sus ramane dreptunghi curat.</w:t>
       </w:r>
     </w:p>
     <w:p>

--- a/GenerareGrinziBuiandrugi - documentatie.docx
+++ b/GenerareGrinziBuiandrugi - documentatie.docx
@@ -1011,7 +1011,7 @@
         <w:t xml:space="preserve">intoarsa</w:t>
       </w:r>
       <w:r>
-        <w:t xml:space="preserve">: in sectiunea la 1:20 placa se pune jos, iar sus ramane dreptunghi curat.</w:t>
+        <w:t xml:space="preserve">: in sectiunea la 1:20 placa se pune jos, iar sus ramane dreptunghi curat. Cota de sus a grinzii intoarse e cea mai mare cota de nivel din grupul ei de cofraj (ex. +3.45, cu +2.95 jos), oricare din ele ar fi field; pe desfasurata si pe sectiune se pun cotele ei, nu cota comuna a planului.</w:t>
       </w:r>
     </w:p>
     <w:p>
